--- a/files/Sam Alawadhi CompSci Resume.docx
+++ b/files/Sam Alawadhi CompSci Resume.docx
@@ -1,6 +1,6 @@
 
 <file path=word/document.xml><?xml version="1.0" encoding="utf-8"?>
-<w:document xmlns:wpc="http://schemas.microsoft.com/office/word/2010/wordprocessingCanvas" xmlns:cx="http://schemas.microsoft.com/office/drawing/2014/chartex" xmlns:cx1="http://schemas.microsoft.com/office/drawing/2015/9/8/chartex" xmlns:cx2="http://schemas.microsoft.com/office/drawing/2015/10/21/chartex" xmlns:cx3="http://schemas.microsoft.com/office/drawing/2016/5/9/chartex" xmlns:cx4="http://schemas.microsoft.com/office/drawing/2016/5/10/chartex" xmlns:cx5="http://schemas.microsoft.com/office/drawing/2016/5/11/chartex" xmlns:cx6="http://schemas.microsoft.com/office/drawing/2016/5/12/chartex" xmlns:cx7="http://schemas.microsoft.com/office/drawing/2016/5/13/chartex" xmlns:cx8="http://schemas.microsoft.com/office/drawing/2016/5/14/chartex" xmlns:mc="http://schemas.openxmlformats.org/markup-compatibility/2006" xmlns:aink="http://schemas.microsoft.com/office/drawing/2016/ink" xmlns:am3d="http://schemas.microsoft.com/office/drawing/2017/model3d" xmlns:o="urn:schemas-microsoft-com:office:office" xmlns:oel="http://schemas.microsoft.com/office/2019/extlst" xmlns:r="http://schemas.openxmlformats.org/officeDocument/2006/relationships" xmlns:m="http://schemas.openxmlformats.org/officeDocument/2006/math" xmlns:v="urn:schemas-microsoft-com:vml" xmlns:wp14="http://schemas.microsoft.com/office/word/2010/wordprocessingDrawing" xmlns:wp="http://schemas.openxmlformats.org/drawingml/2006/wordprocessingDrawing" xmlns:w10="urn:schemas-microsoft-com:office:word" xmlns:w="http://schemas.openxmlformats.org/wordprocessingml/2006/main" xmlns:w14="http://schemas.microsoft.com/office/word/2010/wordml" xmlns:w15="http://schemas.microsoft.com/office/word/2012/wordml" xmlns:w16cex="http://schemas.microsoft.com/office/word/2018/wordml/cex" xmlns:w16cid="http://schemas.microsoft.com/office/word/2016/wordml/cid" xmlns:w16="http://schemas.microsoft.com/office/word/2018/wordml" xmlns:w16du="http://schemas.microsoft.com/office/word/2023/wordml/word16du" xmlns:w16sdtdh="http://schemas.microsoft.com/office/word/2020/wordml/sdtdatahash" xmlns:w16sdtfl="http://schemas.microsoft.com/office/word/2024/wordml/sdtformatlock" xmlns:w16se="http://schemas.microsoft.com/office/word/2015/wordml/symex" xmlns:wpg="http://schemas.microsoft.com/office/word/2010/wordprocessingGroup" xmlns:wpi="http://schemas.microsoft.com/office/word/2010/wordprocessingInk" xmlns:wne="http://schemas.microsoft.com/office/word/2006/wordml" xmlns:wps="http://schemas.microsoft.com/office/word/2010/wordprocessingShape" mc:Ignorable="w14 w15 w16se w16cid w16 w16cex w16sdtdh w16sdtfl w16du wp14">
+<w:document xmlns:wpc="http://schemas.microsoft.com/office/word/2010/wordprocessingCanvas" xmlns:cx="http://schemas.microsoft.com/office/drawing/2014/chartex" xmlns:cx1="http://schemas.microsoft.com/office/drawing/2015/9/8/chartex" xmlns:cx2="http://schemas.microsoft.com/office/drawing/2015/10/21/chartex" xmlns:cx3="http://schemas.microsoft.com/office/drawing/2016/5/9/chartex" xmlns:cx4="http://schemas.microsoft.com/office/drawing/2016/5/10/chartex" xmlns:cx5="http://schemas.microsoft.com/office/drawing/2016/5/11/chartex" xmlns:cx6="http://schemas.microsoft.com/office/drawing/2016/5/12/chartex" xmlns:cx7="http://schemas.microsoft.com/office/drawing/2016/5/13/chartex" xmlns:cx8="http://schemas.microsoft.com/office/drawing/2016/5/14/chartex" xmlns:mc="http://schemas.openxmlformats.org/markup-compatibility/2006" xmlns:m="http://schemas.openxmlformats.org/officeDocument/2006/math" xmlns:aink="http://schemas.microsoft.com/office/drawing/2016/ink" xmlns:am3d="http://schemas.microsoft.com/office/drawing/2017/model3d" xmlns:oel="http://schemas.microsoft.com/office/2019/extlst" xmlns:r="http://schemas.openxmlformats.org/officeDocument/2006/relationships" xmlns:wp14="http://schemas.microsoft.com/office/word/2010/wordprocessingDrawing" xmlns:wp="http://schemas.openxmlformats.org/drawingml/2006/wordprocessingDrawing" xmlns:wpg="http://schemas.microsoft.com/office/word/2010/wordprocessingGroup" xmlns:wpi="http://schemas.microsoft.com/office/word/2010/wordprocessingInk" xmlns:wps="http://schemas.microsoft.com/office/word/2010/wordprocessingShape" xmlns:o="urn:schemas-microsoft-com:office:office" xmlns:v="urn:schemas-microsoft-com:vml" xmlns:w10="urn:schemas-microsoft-com:office:word" xmlns:w="http://schemas.openxmlformats.org/wordprocessingml/2006/main" xmlns:w14="http://schemas.microsoft.com/office/word/2010/wordml" xmlns:w15="http://schemas.microsoft.com/office/word/2012/wordml" xmlns:w16cex="http://schemas.microsoft.com/office/word/2018/wordml/cex" xmlns:w16cid="http://schemas.microsoft.com/office/word/2016/wordml/cid" xmlns:w16="http://schemas.microsoft.com/office/word/2018/wordml" xmlns:w16sdtdh="http://schemas.microsoft.com/office/word/2020/wordml/sdtdatahash" xmlns:w16sdtfl="http://schemas.microsoft.com/office/word/2024/wordml/sdtformatlock" xmlns:w16se="http://schemas.microsoft.com/office/word/2015/wordml/symex" xmlns:w16du="http://schemas.microsoft.com/office/word/2023/wordml/word16du" xmlns:wne="http://schemas.microsoft.com/office/word/2006/wordml" mc:Ignorable="w14 w15 w16se w16cid w16 w16cex w16sdtdh w16sdtfl w16du wp14">
   <w:body>
     <w:p>
       <w:pPr>
@@ -557,7 +557,15 @@
           <w:sz w:val="20"/>
           <w:szCs w:val="20"/>
         </w:rPr>
-        <w:t>GPA 4.0</w:t>
+        <w:t xml:space="preserve">GPA </w:t>
+      </w:r>
+      <w:r>
+        <w:rPr>
+          <w:rFonts w:ascii="Times New Roman" w:hAnsi="Times New Roman" w:cs="Times New Roman"/>
+          <w:sz w:val="20"/>
+          <w:szCs w:val="20"/>
+        </w:rPr>
+        <w:t>3.9</w:t>
       </w:r>
     </w:p>
     <w:p>
@@ -634,7 +642,8 @@
     <w:p>
       <w:pPr>
         <w:tabs>
-          <w:tab w:val="left" w:pos="9000"/>
+          <w:tab w:val="left" w:pos="9180"/>
+          <w:tab w:val="left" w:pos="9270"/>
         </w:tabs>
         <w:spacing w:line="276" w:lineRule="auto"/>
         <w:ind w:left="270" w:hanging="270"/>
@@ -655,29 +664,7 @@
           <w:szCs w:val="20"/>
           <w:lang w:val="en"/>
         </w:rPr>
-        <w:t xml:space="preserve">Resident </w:t>
-      </w:r>
-      <w:r>
-        <w:rPr>
-          <w:rFonts w:ascii="Times New Roman" w:hAnsi="Times New Roman" w:cs="Times New Roman"/>
-          <w:b/>
-          <w:bCs/>
-          <w:sz w:val="20"/>
-          <w:szCs w:val="20"/>
-          <w:lang w:val="en"/>
-        </w:rPr>
-        <w:t>Educator</w:t>
-      </w:r>
-      <w:r>
-        <w:rPr>
-          <w:rFonts w:ascii="Times New Roman" w:hAnsi="Times New Roman" w:cs="Times New Roman"/>
-          <w:b/>
-          <w:bCs/>
-          <w:sz w:val="20"/>
-          <w:szCs w:val="20"/>
-          <w:lang w:val="en"/>
-        </w:rPr>
-        <w:t xml:space="preserve"> Mentor</w:t>
+        <w:t>Technology Controls Advisory Intern</w:t>
       </w:r>
       <w:r>
         <w:rPr>
@@ -694,9 +681,16 @@
           <w:iCs/>
           <w:sz w:val="20"/>
           <w:szCs w:val="20"/>
-          <w:lang w:val="en"/>
-        </w:rPr>
-        <w:t>Office of Student Life</w:t>
+        </w:rPr>
+        <w:t>Audit &amp; Assurance,</w:t>
+      </w:r>
+      <w:r>
+        <w:rPr>
+          <w:rFonts w:ascii="Times New Roman" w:hAnsi="Times New Roman" w:cs="Times New Roman"/>
+          <w:sz w:val="20"/>
+          <w:szCs w:val="20"/>
+        </w:rPr>
+        <w:t xml:space="preserve"> </w:t>
       </w:r>
       <w:r>
         <w:rPr>
@@ -705,8 +699,9 @@
           <w:iCs/>
           <w:sz w:val="20"/>
           <w:szCs w:val="20"/>
-        </w:rPr>
-        <w:t>, Point Park University</w:t>
+          <w:lang w:val="en"/>
+        </w:rPr>
+        <w:t>Deloitte</w:t>
       </w:r>
       <w:r>
         <w:rPr>
@@ -723,7 +718,7 @@
           <w:szCs w:val="20"/>
           <w:lang w:val="en"/>
         </w:rPr>
-        <w:t>August 202</w:t>
+        <w:t>June</w:t>
       </w:r>
       <w:r>
         <w:rPr>
@@ -732,7 +727,7 @@
           <w:szCs w:val="20"/>
           <w:lang w:val="en"/>
         </w:rPr>
-        <w:t>5</w:t>
+        <w:t xml:space="preserve"> 202</w:t>
       </w:r>
       <w:r>
         <w:rPr>
@@ -741,7 +736,43 @@
           <w:szCs w:val="20"/>
           <w:lang w:val="en"/>
         </w:rPr>
-        <w:t xml:space="preserve"> - Present</w:t>
+        <w:t>6</w:t>
+      </w:r>
+      <w:r>
+        <w:rPr>
+          <w:rFonts w:ascii="Times New Roman" w:hAnsi="Times New Roman" w:cs="Times New Roman"/>
+          <w:sz w:val="20"/>
+          <w:szCs w:val="20"/>
+          <w:lang w:val="en"/>
+        </w:rPr>
+        <w:t xml:space="preserve"> </w:t>
+      </w:r>
+      <w:r>
+        <w:rPr>
+          <w:rFonts w:ascii="Times New Roman" w:hAnsi="Times New Roman" w:cs="Times New Roman"/>
+          <w:sz w:val="20"/>
+          <w:szCs w:val="20"/>
+          <w:lang w:val="en"/>
+        </w:rPr>
+        <w:t>–</w:t>
+      </w:r>
+      <w:r>
+        <w:rPr>
+          <w:rFonts w:ascii="Times New Roman" w:hAnsi="Times New Roman" w:cs="Times New Roman"/>
+          <w:sz w:val="20"/>
+          <w:szCs w:val="20"/>
+          <w:lang w:val="en"/>
+        </w:rPr>
+        <w:t xml:space="preserve"> </w:t>
+      </w:r>
+      <w:r>
+        <w:rPr>
+          <w:rFonts w:ascii="Times New Roman" w:hAnsi="Times New Roman" w:cs="Times New Roman"/>
+          <w:sz w:val="20"/>
+          <w:szCs w:val="20"/>
+          <w:lang w:val="en"/>
+        </w:rPr>
+        <w:t>Present</w:t>
       </w:r>
     </w:p>
     <w:p>
@@ -767,7 +798,7 @@
           <w:szCs w:val="20"/>
           <w:lang w:val="en"/>
         </w:rPr>
-        <w:t>Maintained all Resident Educator duties</w:t>
+        <w:t>Worked on 6 different engagements with clients in industries like technology, retail, and energy, resources, and industrials</w:t>
       </w:r>
     </w:p>
     <w:p>
@@ -793,7 +824,7 @@
           <w:szCs w:val="20"/>
           <w:lang w:val="en"/>
         </w:rPr>
-        <w:t>Mentored new incoming upperclassmen Resident Educators</w:t>
+        <w:t>Assisted in preparing 40+ workpapers involving testing internal technology controls</w:t>
       </w:r>
     </w:p>
     <w:p>
@@ -819,7 +850,7 @@
           <w:szCs w:val="20"/>
           <w:lang w:val="en"/>
         </w:rPr>
-        <w:t>Ensured consistent communication with mentees and professional staff</w:t>
+        <w:t>Collaborated with different teams to complete assignments and client various SOX walkthroughs</w:t>
       </w:r>
     </w:p>
     <w:p>
@@ -1018,7 +1049,7 @@
     <w:p>
       <w:pPr>
         <w:tabs>
-          <w:tab w:val="left" w:pos="9000"/>
+          <w:tab w:val="left" w:pos="8640"/>
         </w:tabs>
         <w:spacing w:line="276" w:lineRule="auto"/>
         <w:ind w:left="270" w:hanging="270"/>
@@ -1039,18 +1070,7 @@
           <w:szCs w:val="20"/>
           <w:lang w:val="en"/>
         </w:rPr>
-        <w:t xml:space="preserve">Resident </w:t>
-      </w:r>
-      <w:r>
-        <w:rPr>
-          <w:rFonts w:ascii="Times New Roman" w:hAnsi="Times New Roman" w:cs="Times New Roman"/>
-          <w:b/>
-          <w:bCs/>
-          <w:sz w:val="20"/>
-          <w:szCs w:val="20"/>
-          <w:lang w:val="en"/>
-        </w:rPr>
-        <w:t>Educator</w:t>
+        <w:t>Tutor</w:t>
       </w:r>
       <w:r>
         <w:rPr>
@@ -1069,17 +1089,7 @@
           <w:szCs w:val="20"/>
           <w:lang w:val="en"/>
         </w:rPr>
-        <w:t>Office of Student Life</w:t>
-      </w:r>
-      <w:r>
-        <w:rPr>
-          <w:rFonts w:ascii="Times New Roman" w:hAnsi="Times New Roman" w:cs="Times New Roman"/>
-          <w:i/>
-          <w:iCs/>
-          <w:sz w:val="20"/>
-          <w:szCs w:val="20"/>
-        </w:rPr>
-        <w:t>, Point Park University</w:t>
+        <w:t>Tutoring and Writing Center, Point Park University</w:t>
       </w:r>
       <w:r>
         <w:rPr>
@@ -1096,7 +1106,25 @@
           <w:szCs w:val="20"/>
           <w:lang w:val="en"/>
         </w:rPr>
-        <w:t>August 2024 - Present</w:t>
+        <w:t>September</w:t>
+      </w:r>
+      <w:r>
+        <w:rPr>
+          <w:rFonts w:ascii="Times New Roman" w:hAnsi="Times New Roman" w:cs="Times New Roman"/>
+          <w:sz w:val="20"/>
+          <w:szCs w:val="20"/>
+          <w:lang w:val="en"/>
+        </w:rPr>
+        <w:t xml:space="preserve"> 202</w:t>
+      </w:r>
+      <w:r>
+        <w:rPr>
+          <w:rFonts w:ascii="Times New Roman" w:hAnsi="Times New Roman" w:cs="Times New Roman"/>
+          <w:sz w:val="20"/>
+          <w:szCs w:val="20"/>
+          <w:lang w:val="en"/>
+        </w:rPr>
+        <w:t>5 – Present</w:t>
       </w:r>
     </w:p>
     <w:p>
@@ -1104,7 +1132,7 @@
         <w:pStyle w:val="ListParagraph"/>
         <w:numPr>
           <w:ilvl w:val="0"/>
-          <w:numId w:val="6"/>
+          <w:numId w:val="14"/>
         </w:numPr>
         <w:spacing w:line="276" w:lineRule="auto"/>
         <w:ind w:left="270" w:hanging="270"/>
@@ -1122,7 +1150,7 @@
           <w:szCs w:val="20"/>
           <w:lang w:val="en"/>
         </w:rPr>
-        <w:t>Hosted at least 2 engaging community events per semester</w:t>
+        <w:t>Tutored 15 business, accounting, and computer science courses</w:t>
       </w:r>
     </w:p>
     <w:p>
@@ -1130,7 +1158,7 @@
         <w:pStyle w:val="ListParagraph"/>
         <w:numPr>
           <w:ilvl w:val="0"/>
-          <w:numId w:val="6"/>
+          <w:numId w:val="14"/>
         </w:numPr>
         <w:spacing w:line="276" w:lineRule="auto"/>
         <w:ind w:left="270" w:hanging="270"/>
@@ -1148,7 +1176,7 @@
           <w:szCs w:val="20"/>
           <w:lang w:val="en"/>
         </w:rPr>
-        <w:t>Ensured compliance with campus housing rules and policies by promptly addressing violations</w:t>
+        <w:t>Filed client report forms to document progress and topics covered</w:t>
       </w:r>
     </w:p>
     <w:p>
@@ -1156,7 +1184,7 @@
         <w:pStyle w:val="ListParagraph"/>
         <w:numPr>
           <w:ilvl w:val="0"/>
-          <w:numId w:val="6"/>
+          <w:numId w:val="14"/>
         </w:numPr>
         <w:spacing w:line="276" w:lineRule="auto"/>
         <w:ind w:left="270" w:hanging="270"/>
@@ -1174,7 +1202,7 @@
           <w:szCs w:val="20"/>
           <w:lang w:val="en"/>
         </w:rPr>
-        <w:t>Followed a specific writing model for submitting 5+ incident reports throughout the semester</w:t>
+        <w:t>Aided in improving student study plans and exam results</w:t>
       </w:r>
     </w:p>
     <w:p>
@@ -1660,7 +1688,7 @@
 </file>
 
 <file path=word/numbering.xml><?xml version="1.0" encoding="utf-8"?>
-<w:numbering xmlns:wpc="http://schemas.microsoft.com/office/word/2010/wordprocessingCanvas" xmlns:cx="http://schemas.microsoft.com/office/drawing/2014/chartex" xmlns:cx1="http://schemas.microsoft.com/office/drawing/2015/9/8/chartex" xmlns:cx2="http://schemas.microsoft.com/office/drawing/2015/10/21/chartex" xmlns:cx3="http://schemas.microsoft.com/office/drawing/2016/5/9/chartex" xmlns:cx4="http://schemas.microsoft.com/office/drawing/2016/5/10/chartex" xmlns:cx5="http://schemas.microsoft.com/office/drawing/2016/5/11/chartex" xmlns:cx6="http://schemas.microsoft.com/office/drawing/2016/5/12/chartex" xmlns:cx7="http://schemas.microsoft.com/office/drawing/2016/5/13/chartex" xmlns:cx8="http://schemas.microsoft.com/office/drawing/2016/5/14/chartex" xmlns:mc="http://schemas.openxmlformats.org/markup-compatibility/2006" xmlns:aink="http://schemas.microsoft.com/office/drawing/2016/ink" xmlns:am3d="http://schemas.microsoft.com/office/drawing/2017/model3d" xmlns:o="urn:schemas-microsoft-com:office:office" xmlns:oel="http://schemas.microsoft.com/office/2019/extlst" xmlns:r="http://schemas.openxmlformats.org/officeDocument/2006/relationships" xmlns:m="http://schemas.openxmlformats.org/officeDocument/2006/math" xmlns:v="urn:schemas-microsoft-com:vml" xmlns:wp14="http://schemas.microsoft.com/office/word/2010/wordprocessingDrawing" xmlns:wp="http://schemas.openxmlformats.org/drawingml/2006/wordprocessingDrawing" xmlns:w10="urn:schemas-microsoft-com:office:word" xmlns:w="http://schemas.openxmlformats.org/wordprocessingml/2006/main" xmlns:w14="http://schemas.microsoft.com/office/word/2010/wordml" xmlns:w15="http://schemas.microsoft.com/office/word/2012/wordml" xmlns:w16cex="http://schemas.microsoft.com/office/word/2018/wordml/cex" xmlns:w16cid="http://schemas.microsoft.com/office/word/2016/wordml/cid" xmlns:w16="http://schemas.microsoft.com/office/word/2018/wordml" xmlns:w16du="http://schemas.microsoft.com/office/word/2023/wordml/word16du" xmlns:w16sdtdh="http://schemas.microsoft.com/office/word/2020/wordml/sdtdatahash" xmlns:w16sdtfl="http://schemas.microsoft.com/office/word/2024/wordml/sdtformatlock" xmlns:w16se="http://schemas.microsoft.com/office/word/2015/wordml/symex" xmlns:wpg="http://schemas.microsoft.com/office/word/2010/wordprocessingGroup" xmlns:wpi="http://schemas.microsoft.com/office/word/2010/wordprocessingInk" xmlns:wne="http://schemas.microsoft.com/office/word/2006/wordml" xmlns:wps="http://schemas.microsoft.com/office/word/2010/wordprocessingShape" mc:Ignorable="w14 w15 w16se w16cid w16 w16cex w16sdtdh w16sdtfl w16du wp14">
+<w:numbering xmlns:wpc="http://schemas.microsoft.com/office/word/2010/wordprocessingCanvas" xmlns:cx="http://schemas.microsoft.com/office/drawing/2014/chartex" xmlns:cx1="http://schemas.microsoft.com/office/drawing/2015/9/8/chartex" xmlns:cx2="http://schemas.microsoft.com/office/drawing/2015/10/21/chartex" xmlns:cx3="http://schemas.microsoft.com/office/drawing/2016/5/9/chartex" xmlns:cx4="http://schemas.microsoft.com/office/drawing/2016/5/10/chartex" xmlns:cx5="http://schemas.microsoft.com/office/drawing/2016/5/11/chartex" xmlns:cx6="http://schemas.microsoft.com/office/drawing/2016/5/12/chartex" xmlns:cx7="http://schemas.microsoft.com/office/drawing/2016/5/13/chartex" xmlns:cx8="http://schemas.microsoft.com/office/drawing/2016/5/14/chartex" xmlns:mc="http://schemas.openxmlformats.org/markup-compatibility/2006" xmlns:m="http://schemas.openxmlformats.org/officeDocument/2006/math" xmlns:aink="http://schemas.microsoft.com/office/drawing/2016/ink" xmlns:am3d="http://schemas.microsoft.com/office/drawing/2017/model3d" xmlns:oel="http://schemas.microsoft.com/office/2019/extlst" xmlns:r="http://schemas.openxmlformats.org/officeDocument/2006/relationships" xmlns:wp14="http://schemas.microsoft.com/office/word/2010/wordprocessingDrawing" xmlns:wp="http://schemas.openxmlformats.org/drawingml/2006/wordprocessingDrawing" xmlns:wpg="http://schemas.microsoft.com/office/word/2010/wordprocessingGroup" xmlns:wpi="http://schemas.microsoft.com/office/word/2010/wordprocessingInk" xmlns:wps="http://schemas.microsoft.com/office/word/2010/wordprocessingShape" xmlns:o="urn:schemas-microsoft-com:office:office" xmlns:v="urn:schemas-microsoft-com:vml" xmlns:w10="urn:schemas-microsoft-com:office:word" xmlns:w="http://schemas.openxmlformats.org/wordprocessingml/2006/main" xmlns:w14="http://schemas.microsoft.com/office/word/2010/wordml" xmlns:w15="http://schemas.microsoft.com/office/word/2012/wordml" xmlns:w16cex="http://schemas.microsoft.com/office/word/2018/wordml/cex" xmlns:w16cid="http://schemas.microsoft.com/office/word/2016/wordml/cid" xmlns:w16="http://schemas.microsoft.com/office/word/2018/wordml" xmlns:w16sdtdh="http://schemas.microsoft.com/office/word/2020/wordml/sdtdatahash" xmlns:w16sdtfl="http://schemas.microsoft.com/office/word/2024/wordml/sdtformatlock" xmlns:w16se="http://schemas.microsoft.com/office/word/2015/wordml/symex" xmlns:w16du="http://schemas.microsoft.com/office/word/2023/wordml/word16du" xmlns:wne="http://schemas.microsoft.com/office/word/2006/wordml" mc:Ignorable="w14 w15 w16se w16cid w16 w16cex w16sdtdh w16sdtfl w16du wp14">
   <w:abstractNum w:abstractNumId="0" w15:restartNumberingAfterBreak="0">
     <w:nsid w:val="0A906730"/>
     <w:multiLevelType w:val="hybridMultilevel"/>
@@ -1775,6 +1803,119 @@
     </w:lvl>
   </w:abstractNum>
   <w:abstractNum w:abstractNumId="1" w15:restartNumberingAfterBreak="0">
+    <w:nsid w:val="12BB41BC"/>
+    <w:multiLevelType w:val="hybridMultilevel"/>
+    <w:tmpl w:val="60366F2E"/>
+    <w:lvl w:ilvl="0" w:tplc="04090001">
+      <w:start w:val="1"/>
+      <w:numFmt w:val="bullet"/>
+      <w:lvlText w:val=""/>
+      <w:lvlJc w:val="left"/>
+      <w:pPr>
+        <w:ind w:left="810" w:hanging="360"/>
+      </w:pPr>
+      <w:rPr>
+        <w:rFonts w:ascii="Symbol" w:hAnsi="Symbol" w:hint="default"/>
+      </w:rPr>
+    </w:lvl>
+    <w:lvl w:ilvl="1" w:tplc="FFFFFFFF">
+      <w:start w:val="1"/>
+      <w:numFmt w:val="bullet"/>
+      <w:lvlText w:val="o"/>
+      <w:lvlJc w:val="left"/>
+      <w:pPr>
+        <w:ind w:left="1530" w:hanging="360"/>
+      </w:pPr>
+      <w:rPr>
+        <w:rFonts w:ascii="Courier New" w:hAnsi="Courier New" w:cs="Courier New" w:hint="default"/>
+      </w:rPr>
+    </w:lvl>
+    <w:lvl w:ilvl="2" w:tplc="FFFFFFFF" w:tentative="1">
+      <w:start w:val="1"/>
+      <w:numFmt w:val="bullet"/>
+      <w:lvlText w:val=""/>
+      <w:lvlJc w:val="left"/>
+      <w:pPr>
+        <w:ind w:left="2250" w:hanging="360"/>
+      </w:pPr>
+      <w:rPr>
+        <w:rFonts w:ascii="Wingdings" w:hAnsi="Wingdings" w:hint="default"/>
+      </w:rPr>
+    </w:lvl>
+    <w:lvl w:ilvl="3" w:tplc="FFFFFFFF" w:tentative="1">
+      <w:start w:val="1"/>
+      <w:numFmt w:val="bullet"/>
+      <w:lvlText w:val=""/>
+      <w:lvlJc w:val="left"/>
+      <w:pPr>
+        <w:ind w:left="2970" w:hanging="360"/>
+      </w:pPr>
+      <w:rPr>
+        <w:rFonts w:ascii="Symbol" w:hAnsi="Symbol" w:hint="default"/>
+      </w:rPr>
+    </w:lvl>
+    <w:lvl w:ilvl="4" w:tplc="FFFFFFFF" w:tentative="1">
+      <w:start w:val="1"/>
+      <w:numFmt w:val="bullet"/>
+      <w:lvlText w:val="o"/>
+      <w:lvlJc w:val="left"/>
+      <w:pPr>
+        <w:ind w:left="3690" w:hanging="360"/>
+      </w:pPr>
+      <w:rPr>
+        <w:rFonts w:ascii="Courier New" w:hAnsi="Courier New" w:cs="Courier New" w:hint="default"/>
+      </w:rPr>
+    </w:lvl>
+    <w:lvl w:ilvl="5" w:tplc="FFFFFFFF" w:tentative="1">
+      <w:start w:val="1"/>
+      <w:numFmt w:val="bullet"/>
+      <w:lvlText w:val=""/>
+      <w:lvlJc w:val="left"/>
+      <w:pPr>
+        <w:ind w:left="4410" w:hanging="360"/>
+      </w:pPr>
+      <w:rPr>
+        <w:rFonts w:ascii="Wingdings" w:hAnsi="Wingdings" w:hint="default"/>
+      </w:rPr>
+    </w:lvl>
+    <w:lvl w:ilvl="6" w:tplc="FFFFFFFF" w:tentative="1">
+      <w:start w:val="1"/>
+      <w:numFmt w:val="bullet"/>
+      <w:lvlText w:val=""/>
+      <w:lvlJc w:val="left"/>
+      <w:pPr>
+        <w:ind w:left="5130" w:hanging="360"/>
+      </w:pPr>
+      <w:rPr>
+        <w:rFonts w:ascii="Symbol" w:hAnsi="Symbol" w:hint="default"/>
+      </w:rPr>
+    </w:lvl>
+    <w:lvl w:ilvl="7" w:tplc="FFFFFFFF" w:tentative="1">
+      <w:start w:val="1"/>
+      <w:numFmt w:val="bullet"/>
+      <w:lvlText w:val="o"/>
+      <w:lvlJc w:val="left"/>
+      <w:pPr>
+        <w:ind w:left="5850" w:hanging="360"/>
+      </w:pPr>
+      <w:rPr>
+        <w:rFonts w:ascii="Courier New" w:hAnsi="Courier New" w:cs="Courier New" w:hint="default"/>
+      </w:rPr>
+    </w:lvl>
+    <w:lvl w:ilvl="8" w:tplc="FFFFFFFF" w:tentative="1">
+      <w:start w:val="1"/>
+      <w:numFmt w:val="bullet"/>
+      <w:lvlText w:val=""/>
+      <w:lvlJc w:val="left"/>
+      <w:pPr>
+        <w:ind w:left="6570" w:hanging="360"/>
+      </w:pPr>
+      <w:rPr>
+        <w:rFonts w:ascii="Wingdings" w:hAnsi="Wingdings" w:hint="default"/>
+      </w:rPr>
+    </w:lvl>
+  </w:abstractNum>
+  <w:abstractNum w:abstractNumId="2" w15:restartNumberingAfterBreak="0">
     <w:nsid w:val="16AF7AC8"/>
     <w:multiLevelType w:val="multilevel"/>
     <w:tmpl w:val="39503778"/>
@@ -1923,7 +2064,7 @@
       </w:rPr>
     </w:lvl>
   </w:abstractNum>
-  <w:abstractNum w:abstractNumId="2" w15:restartNumberingAfterBreak="0">
+  <w:abstractNum w:abstractNumId="3" w15:restartNumberingAfterBreak="0">
     <w:nsid w:val="1CEF260F"/>
     <w:multiLevelType w:val="hybridMultilevel"/>
     <w:tmpl w:val="86B438D6"/>
@@ -2036,7 +2177,7 @@
       </w:rPr>
     </w:lvl>
   </w:abstractNum>
-  <w:abstractNum w:abstractNumId="3" w15:restartNumberingAfterBreak="0">
+  <w:abstractNum w:abstractNumId="4" w15:restartNumberingAfterBreak="0">
     <w:nsid w:val="1D253F3F"/>
     <w:multiLevelType w:val="hybridMultilevel"/>
     <w:tmpl w:val="05A62904"/>
@@ -2149,7 +2290,7 @@
       </w:rPr>
     </w:lvl>
   </w:abstractNum>
-  <w:abstractNum w:abstractNumId="4" w15:restartNumberingAfterBreak="0">
+  <w:abstractNum w:abstractNumId="5" w15:restartNumberingAfterBreak="0">
     <w:nsid w:val="253D5711"/>
     <w:multiLevelType w:val="hybridMultilevel"/>
     <w:tmpl w:val="FFA6241C"/>
@@ -2262,7 +2403,7 @@
       </w:rPr>
     </w:lvl>
   </w:abstractNum>
-  <w:abstractNum w:abstractNumId="5" w15:restartNumberingAfterBreak="0">
+  <w:abstractNum w:abstractNumId="6" w15:restartNumberingAfterBreak="0">
     <w:nsid w:val="2679275F"/>
     <w:multiLevelType w:val="hybridMultilevel"/>
     <w:tmpl w:val="B498D1FC"/>
@@ -2374,7 +2515,7 @@
       </w:rPr>
     </w:lvl>
   </w:abstractNum>
-  <w:abstractNum w:abstractNumId="6" w15:restartNumberingAfterBreak="0">
+  <w:abstractNum w:abstractNumId="7" w15:restartNumberingAfterBreak="0">
     <w:nsid w:val="369A7DC4"/>
     <w:multiLevelType w:val="hybridMultilevel"/>
     <w:tmpl w:val="A0E029B4"/>
@@ -2486,7 +2627,7 @@
       </w:rPr>
     </w:lvl>
   </w:abstractNum>
-  <w:abstractNum w:abstractNumId="7" w15:restartNumberingAfterBreak="0">
+  <w:abstractNum w:abstractNumId="8" w15:restartNumberingAfterBreak="0">
     <w:nsid w:val="390701B8"/>
     <w:multiLevelType w:val="hybridMultilevel"/>
     <w:tmpl w:val="175C61A8"/>
@@ -2599,7 +2740,7 @@
       </w:rPr>
     </w:lvl>
   </w:abstractNum>
-  <w:abstractNum w:abstractNumId="8" w15:restartNumberingAfterBreak="0">
+  <w:abstractNum w:abstractNumId="9" w15:restartNumberingAfterBreak="0">
     <w:nsid w:val="3A3659D0"/>
     <w:multiLevelType w:val="hybridMultilevel"/>
     <w:tmpl w:val="917E2FDC"/>
@@ -2711,7 +2852,7 @@
       </w:rPr>
     </w:lvl>
   </w:abstractNum>
-  <w:abstractNum w:abstractNumId="9" w15:restartNumberingAfterBreak="0">
+  <w:abstractNum w:abstractNumId="10" w15:restartNumberingAfterBreak="0">
     <w:nsid w:val="492127F6"/>
     <w:multiLevelType w:val="hybridMultilevel"/>
     <w:tmpl w:val="8C922D52"/>
@@ -2824,7 +2965,7 @@
       </w:rPr>
     </w:lvl>
   </w:abstractNum>
-  <w:abstractNum w:abstractNumId="10" w15:restartNumberingAfterBreak="0">
+  <w:abstractNum w:abstractNumId="11" w15:restartNumberingAfterBreak="0">
     <w:nsid w:val="512F31FE"/>
     <w:multiLevelType w:val="hybridMultilevel"/>
     <w:tmpl w:val="1CFAF31C"/>
@@ -2937,7 +3078,7 @@
       </w:rPr>
     </w:lvl>
   </w:abstractNum>
-  <w:abstractNum w:abstractNumId="11" w15:restartNumberingAfterBreak="0">
+  <w:abstractNum w:abstractNumId="12" w15:restartNumberingAfterBreak="0">
     <w:nsid w:val="5EFA720D"/>
     <w:multiLevelType w:val="hybridMultilevel"/>
     <w:tmpl w:val="48CACA4C"/>
@@ -3050,7 +3191,7 @@
       </w:rPr>
     </w:lvl>
   </w:abstractNum>
-  <w:abstractNum w:abstractNumId="12" w15:restartNumberingAfterBreak="0">
+  <w:abstractNum w:abstractNumId="13" w15:restartNumberingAfterBreak="0">
     <w:nsid w:val="7A4B687F"/>
     <w:multiLevelType w:val="hybridMultilevel"/>
     <w:tmpl w:val="4EB4AC6E"/>
@@ -3163,49 +3304,52 @@
     </w:lvl>
   </w:abstractNum>
   <w:num w:numId="1" w16cid:durableId="1353144843">
+    <w:abstractNumId w:val="7"/>
+  </w:num>
+  <w:num w:numId="2" w16cid:durableId="1912039138">
+    <w:abstractNumId w:val="9"/>
+  </w:num>
+  <w:num w:numId="3" w16cid:durableId="2024286546">
+    <w:abstractNumId w:val="13"/>
+  </w:num>
+  <w:num w:numId="4" w16cid:durableId="1614509174">
     <w:abstractNumId w:val="6"/>
   </w:num>
-  <w:num w:numId="2" w16cid:durableId="1912039138">
-    <w:abstractNumId w:val="8"/>
-  </w:num>
-  <w:num w:numId="3" w16cid:durableId="2024286546">
-    <w:abstractNumId w:val="12"/>
-  </w:num>
-  <w:num w:numId="4" w16cid:durableId="1614509174">
-    <w:abstractNumId w:val="5"/>
-  </w:num>
   <w:num w:numId="5" w16cid:durableId="698627783">
-    <w:abstractNumId w:val="1"/>
+    <w:abstractNumId w:val="2"/>
   </w:num>
   <w:num w:numId="6" w16cid:durableId="287857636">
-    <w:abstractNumId w:val="10"/>
+    <w:abstractNumId w:val="11"/>
   </w:num>
   <w:num w:numId="7" w16cid:durableId="2031450753">
-    <w:abstractNumId w:val="4"/>
+    <w:abstractNumId w:val="5"/>
   </w:num>
   <w:num w:numId="8" w16cid:durableId="1663583691">
     <w:abstractNumId w:val="0"/>
   </w:num>
   <w:num w:numId="9" w16cid:durableId="1250040915">
-    <w:abstractNumId w:val="9"/>
+    <w:abstractNumId w:val="10"/>
   </w:num>
   <w:num w:numId="10" w16cid:durableId="728112434">
+    <w:abstractNumId w:val="4"/>
+  </w:num>
+  <w:num w:numId="11" w16cid:durableId="1481271225">
+    <w:abstractNumId w:val="12"/>
+  </w:num>
+  <w:num w:numId="12" w16cid:durableId="99374126">
+    <w:abstractNumId w:val="8"/>
+  </w:num>
+  <w:num w:numId="13" w16cid:durableId="820583102">
     <w:abstractNumId w:val="3"/>
   </w:num>
-  <w:num w:numId="11" w16cid:durableId="1481271225">
-    <w:abstractNumId w:val="11"/>
-  </w:num>
-  <w:num w:numId="12" w16cid:durableId="99374126">
-    <w:abstractNumId w:val="7"/>
-  </w:num>
-  <w:num w:numId="13" w16cid:durableId="820583102">
-    <w:abstractNumId w:val="2"/>
+  <w:num w:numId="14" w16cid:durableId="85424380">
+    <w:abstractNumId w:val="1"/>
   </w:num>
 </w:numbering>
 </file>
 
 <file path=word/styles.xml><?xml version="1.0" encoding="utf-8"?>
-<w:styles xmlns:mc="http://schemas.openxmlformats.org/markup-compatibility/2006" xmlns:r="http://schemas.openxmlformats.org/officeDocument/2006/relationships" xmlns:w="http://schemas.openxmlformats.org/wordprocessingml/2006/main" xmlns:w14="http://schemas.microsoft.com/office/word/2010/wordml" xmlns:w15="http://schemas.microsoft.com/office/word/2012/wordml" xmlns:w16cex="http://schemas.microsoft.com/office/word/2018/wordml/cex" xmlns:w16cid="http://schemas.microsoft.com/office/word/2016/wordml/cid" xmlns:w16="http://schemas.microsoft.com/office/word/2018/wordml" xmlns:w16du="http://schemas.microsoft.com/office/word/2023/wordml/word16du" xmlns:w16sdtdh="http://schemas.microsoft.com/office/word/2020/wordml/sdtdatahash" xmlns:w16sdtfl="http://schemas.microsoft.com/office/word/2024/wordml/sdtformatlock" xmlns:w16se="http://schemas.microsoft.com/office/word/2015/wordml/symex" mc:Ignorable="w14 w15 w16se w16cid w16 w16cex w16sdtdh w16sdtfl w16du">
+<w:styles xmlns:mc="http://schemas.openxmlformats.org/markup-compatibility/2006" xmlns:r="http://schemas.openxmlformats.org/officeDocument/2006/relationships" xmlns:w="http://schemas.openxmlformats.org/wordprocessingml/2006/main" xmlns:w14="http://schemas.microsoft.com/office/word/2010/wordml" xmlns:w15="http://schemas.microsoft.com/office/word/2012/wordml" xmlns:w16cex="http://schemas.microsoft.com/office/word/2018/wordml/cex" xmlns:w16cid="http://schemas.microsoft.com/office/word/2016/wordml/cid" xmlns:w16="http://schemas.microsoft.com/office/word/2018/wordml" xmlns:w16sdtdh="http://schemas.microsoft.com/office/word/2020/wordml/sdtdatahash" xmlns:w16sdtfl="http://schemas.microsoft.com/office/word/2024/wordml/sdtformatlock" xmlns:w16se="http://schemas.microsoft.com/office/word/2015/wordml/symex" xmlns:w16du="http://schemas.microsoft.com/office/word/2023/wordml/word16du" mc:Ignorable="w14 w15 w16se w16cid w16 w16cex w16sdtdh w16sdtfl w16du">
   <w:docDefaults>
     <w:rPrDefault>
       <w:rPr>
